--- a/Modelos/AG/FATEC/Declaração_coord_adm_FATEC.docx
+++ b/Modelos/AG/FATEC/Declaração_coord_adm_FATEC.docx
@@ -78,7 +78,7 @@
         <w:t xml:space="preserve">; bem como de suas alterações, para execução do </w:t>
       </w:r>
       <w:r>
-        <w:t>Acordo de Parceria</w:t>
+        <w:t>Contrato</w:t>
       </w:r>
       <w:r>
         <w:t xml:space="preserve"> entre </w:t>
@@ -1090,7 +1090,7 @@
           <w:rFonts w:ascii="Times New Roman" w:hAnsi="Times New Roman"/>
           <w:sz w:val="20"/>
         </w:rPr>
-        <w:t>Acordo de Parceria</w:t>
+        <w:t>Contrato</w:t>
       </w:r>
       <w:bookmarkStart w:id="0" w:name="_GoBack"/>
       <w:bookmarkEnd w:id="0"/>
